--- a/.source-artifacts/report-content-v3/by-section/30 - Challenges to Sustain Partner.docx
+++ b/.source-artifacts/report-content-v3/by-section/30 - Challenges to Sustain Partner.docx
@@ -1281,7 +1281,7 @@
           <w:iCs w:val="1"/>
           <w:rtl w:val="0"/>
         </w:rPr>
-        <w:t xml:space="preserve">desire can fluctuate without meaning you’re unwanted.</w:t>
+        <w:t xml:space="preserve">desire can fluctuate without meaning they’re unwanted.</w:t>
       </w:r>
     </w:p>
     <w:p>
@@ -2978,7 +2978,7 @@
           <w:iCs w:val="1"/>
           <w:rtl w:val="0"/>
         </w:rPr>
-        <w:t xml:space="preserve">you can be close and still have choice.</w:t>
+        <w:t xml:space="preserve">they can be close and still have choice.</w:t>
       </w:r>
     </w:p>
     <w:p>
